--- a/rapports/2026-06-06/EQ14/EQ14_enq3_v2/DR_malforme_1_11202E_11/63-74-60-19.docx
+++ b/rapports/2026-06-06/EQ14/EQ14_enq3_v2/DR_malforme_1_11202E_11/63-74-60-19.docx
@@ -297,7 +297,7 @@
           <w:color w:val="1F6FEB"/>
           <w:sz w:val="22"/>
         </w:rPr>
-        <w:t>⚠ INCOHÉRENCES À CORRIGER (96)</w:t>
+        <w:t>⚠ INCOHÉRENCES À CORRIGER (90)</w:t>
       </w:r>
     </w:p>
     <w:tbl>
@@ -2704,7 +2704,7 @@
                 <w:color w:val="16A34A"/>
                 <w:sz w:val="16"/>
               </w:rPr>
-              <w:t>—</w:t>
+              <w:t>s01q32, s01q36, s01q38, s04q37_modif, s02q33, s02q34, s01q00b</w:t>
             </w:r>
           </w:p>
         </w:tc>
@@ -2735,7 +2735,7 @@
                 <w:i w:val="0"/>
                 <w:sz w:val="17"/>
               </w:rPr>
-              <w:t>Incohérence!!! seulement les écoles privées paient les frais de scolarité (y compris les frais d'inscription).</w:t>
+              <w:t>Peu probable!!! Vu l'âge (16 ans) de ABOU TOURE ou l'année à laquelle ABOU TOURE a fréquenté l'école pour la dernière fois (.) le dernier diplome de ABOU TOURE ne peut être le Certificat d'études primaires (CEP), prière de corriger cette incohérence ou confirmer avec le QG.</w:t>
             </w:r>
           </w:p>
         </w:tc>
@@ -2768,7 +2768,7 @@
                 <w:i w:val="0"/>
                 <w:sz w:val="16"/>
               </w:rPr>
-              <w:t>S02</w:t>
+              <w:t>S04</w:t>
               <w:br/>
             </w:r>
             <w:r>
@@ -2778,7 +2778,7 @@
                 <w:color w:val="64748B"/>
                 <w:sz w:val="14"/>
               </w:rPr>
-              <w:t>Éducation</w:t>
+              <w:t>Emploi</w:t>
             </w:r>
           </w:p>
         </w:tc>
@@ -2794,7 +2794,7 @@
                 <w:color w:val="16A34A"/>
                 <w:sz w:val="16"/>
               </w:rPr>
-              <w:t>s01q32, s01q36, s01q38, s04q37_modif, s02q33, s02q34, s01q00b</w:t>
+              <w:t>—</w:t>
             </w:r>
           </w:p>
         </w:tc>
@@ -2825,7 +2825,7 @@
                 <w:i w:val="0"/>
                 <w:sz w:val="17"/>
               </w:rPr>
-              <w:t>Peu probable!!! Vu l'âge (16 ans) de ABOU TOURE ou l'année à laquelle ABOU TOURE a fréquenté l'école pour la dernière fois (.) le dernier diplome de ABOU TOURE ne peut être le Certificat d'études primaires (CEP), prière de corriger cette incohérence ou confirmer avec le QG.</w:t>
+              <w:t>Incohérence détectée ! Il semble peu probable que MOUSSA TOURE occupe un emploi pour l'ETAT/collectivités locales ou dans une entreprise publique/parapublique tout en travaillant moins de 20 jours par mois.</w:t>
             </w:r>
           </w:p>
         </w:tc>
@@ -2915,7 +2915,7 @@
                 <w:i w:val="0"/>
                 <w:sz w:val="17"/>
               </w:rPr>
-              <w:t>Incohérence détectée ! Il semble peu probable que MOUSSA TOURE occupe un emploi pour l'ETAT/collectivités locales ou dans une entreprise publique/parapublique tout en travaillant moins de 20 jours par mois.</w:t>
+              <w:t>Incohérence détectée ! Il semble peu probable que MOUSSA TOURE occupe un emploi pour l'ETAT/collectivités locales ou dans une entreprise publique/parapublique tout en travaillant moins de  6h par jour.</w:t>
             </w:r>
           </w:p>
         </w:tc>
@@ -2948,7 +2948,7 @@
                 <w:i w:val="0"/>
                 <w:sz w:val="16"/>
               </w:rPr>
-              <w:t>S04</w:t>
+              <w:t>S16</w:t>
               <w:br/>
             </w:r>
             <w:r>
@@ -2958,7 +2958,7 @@
                 <w:color w:val="64748B"/>
                 <w:sz w:val="14"/>
               </w:rPr>
-              <w:t>Emploi</w:t>
+              <w:t>Agriculture</w:t>
             </w:r>
           </w:p>
         </w:tc>
@@ -2974,7 +2974,7 @@
                 <w:color w:val="16A34A"/>
                 <w:sz w:val="16"/>
               </w:rPr>
-              <w:t>—</w:t>
+              <w:t>s00q07a, s00q08, s00q10, s00q13_0, s00q15_0, s00q17_0, s00q23a, s00q23b</w:t>
             </w:r>
           </w:p>
         </w:tc>
@@ -3005,7 +3005,7 @@
                 <w:i w:val="0"/>
                 <w:sz w:val="17"/>
               </w:rPr>
-              <w:t>Incohérence détectée ! Il semble peu probable que MOUSSA TOURE occupe un emploi pour l'ETAT/collectivités locales ou dans une entreprise publique/parapublique tout en travaillant moins de  6h par jour.</w:t>
+              <w:t>La somme des quantités consommées (150 kg), des quantités offertes (40 kg),  des quantités vendus (0 kg) et des quantités en stock (0 kg) depasse la quantité totale (1 kg) que le ménage a eu après la recolte de Sorgho , prière de corriger cette incoherence.</w:t>
             </w:r>
           </w:p>
         </w:tc>
@@ -3020,10 +3020,10 @@
               <w:rPr>
                 <w:b/>
                 <w:i w:val="0"/>
-                <w:color w:val="DC2626"/>
-                <w:sz w:val="16"/>
-              </w:rPr>
-              <w:t>Haute</w:t>
+                <w:color w:val="EA580C"/>
+                <w:sz w:val="16"/>
+              </w:rPr>
+              <w:t>Moyenne</w:t>
             </w:r>
           </w:p>
         </w:tc>
@@ -3038,7 +3038,7 @@
                 <w:i w:val="0"/>
                 <w:sz w:val="16"/>
               </w:rPr>
-              <w:t>S16</w:t>
+              <w:t>S00</w:t>
               <w:br/>
             </w:r>
             <w:r>
@@ -3048,7 +3048,7 @@
                 <w:color w:val="64748B"/>
                 <w:sz w:val="14"/>
               </w:rPr>
-              <w:t>Agriculture</w:t>
+              <w:t>Identification</w:t>
             </w:r>
           </w:p>
         </w:tc>
@@ -3064,7 +3064,7 @@
                 <w:color w:val="16A34A"/>
                 <w:sz w:val="16"/>
               </w:rPr>
-              <w:t>s00q07a, s00q08, s00q10, s00q13_0, s00q15_0, s00q17_0, s00q23a, s00q23b</w:t>
+              <w:t>—</w:t>
             </w:r>
           </w:p>
         </w:tc>
@@ -3095,7 +3095,7 @@
                 <w:i w:val="0"/>
                 <w:sz w:val="17"/>
               </w:rPr>
-              <w:t>La somme des quantités consommées (150 kg), des quantités offertes (40 kg),  des quantités vendus (0 kg) et des quantités en stock (0 kg) depasse la quantité totale (1 kg) que le ménage a eu après la recolte de Sorgho , prière de corriger cette incoherence.</w:t>
+              <w:t>L'adresse ou la localisation du ménage doit être bien renseignée, ne doit pas contenir des numéros de téléphone et elle semble courte pour être une adresse.</w:t>
             </w:r>
           </w:p>
         </w:tc>
@@ -3154,7 +3154,7 @@
                 <w:color w:val="16A34A"/>
                 <w:sz w:val="16"/>
               </w:rPr>
-              <w:t>—</w:t>
+              <w:t>s00q08, s00q10</w:t>
             </w:r>
           </w:p>
         </w:tc>
@@ -3185,7 +3185,7 @@
                 <w:i w:val="0"/>
                 <w:sz w:val="17"/>
               </w:rPr>
-              <w:t>L'adresse ou la localisation du ménage doit être bien renseignée, ne doit pas contenir des numéros de téléphone et elle semble courte pour être une adresse.</w:t>
+              <w:t>Prière de renseigner la bonne adresse.Le ménage de MOUSSA TOURE n'est pas un ménage sélectionné mais soit plutot un ménage de remplacement s'il a été réellement enquêté sinon remettez-le au ménage non rempli.</w:t>
             </w:r>
           </w:p>
         </w:tc>
@@ -3218,7 +3218,7 @@
                 <w:i w:val="0"/>
                 <w:sz w:val="16"/>
               </w:rPr>
-              <w:t>S00</w:t>
+              <w:t>S01</w:t>
               <w:br/>
             </w:r>
             <w:r>
@@ -3228,7 +3228,7 @@
                 <w:color w:val="64748B"/>
                 <w:sz w:val="14"/>
               </w:rPr>
-              <w:t>Identification</w:t>
+              <w:t>Démographie</w:t>
             </w:r>
           </w:p>
         </w:tc>
@@ -3244,7 +3244,7 @@
                 <w:color w:val="16A34A"/>
                 <w:sz w:val="16"/>
               </w:rPr>
-              <w:t>s00q08, s00q10</w:t>
+              <w:t>—</w:t>
             </w:r>
           </w:p>
         </w:tc>
@@ -3275,7 +3275,7 @@
                 <w:i w:val="0"/>
                 <w:sz w:val="17"/>
               </w:rPr>
-              <w:t>Prière de renseigner la bonne adresse.Le ménage de MOUSSA TOURE n'est pas un ménage sélectionné mais soit plutot un ménage de remplacement s'il a été réellement enquêté sinon remettez-le au ménage non rempli.</w:t>
+              <w:t>Prière de verifier l'information donnée par ABOU TOURE ou corriger au niveau de la section 1.</w:t>
             </w:r>
           </w:p>
         </w:tc>
@@ -3365,7 +3365,7 @@
                 <w:i w:val="0"/>
                 <w:sz w:val="17"/>
               </w:rPr>
-              <w:t>Prière de verifier l'information donnée par ABOU TOURE ou corriger au niveau de la section 1.</w:t>
+              <w:t>Prière de verifier l'information donnée par DAOUDA TOURE ou corriger au niveau de la section 1.</w:t>
             </w:r>
           </w:p>
         </w:tc>
@@ -3455,7 +3455,7 @@
                 <w:i w:val="0"/>
                 <w:sz w:val="17"/>
               </w:rPr>
-              <w:t>Prière de verifier l'information donnée par DAOUDA TOURE ou corriger au niveau de la section 1.</w:t>
+              <w:t>Prière de verifier l'information donnée par RAMATA TOURE ou corriger au niveau de la section 1.</w:t>
             </w:r>
           </w:p>
         </w:tc>
@@ -3545,7 +3545,7 @@
                 <w:i w:val="0"/>
                 <w:sz w:val="17"/>
               </w:rPr>
-              <w:t>Prière de verifier l'information donnée par RAMATA TOURE ou corriger au niveau de la section 1.</w:t>
+              <w:t>Prière de verifier l'information donnée par SILEY TOURE ou corriger au niveau de la section 1.</w:t>
             </w:r>
           </w:p>
         </w:tc>
@@ -3604,7 +3604,7 @@
                 <w:color w:val="16A34A"/>
                 <w:sz w:val="16"/>
               </w:rPr>
-              <w:t>—</w:t>
+              <w:t>s01q23, s01q00b, s01q23_autre</w:t>
             </w:r>
           </w:p>
         </w:tc>
@@ -3635,7 +3635,7 @@
                 <w:i w:val="0"/>
                 <w:sz w:val="17"/>
               </w:rPr>
-              <w:t>Prière de verifier l'information donnée par SILEY TOURE ou corriger au niveau de la section 1.</w:t>
+              <w:t>La raison principale pour laquelle que AISSATA TOURE est venu vivre dans cette localité est NEE A MATAM et semble exister dans les modalités, prière de prendre attache avec le QG pour plus d'explication afin de la classer bien.</w:t>
             </w:r>
           </w:p>
         </w:tc>
@@ -3694,7 +3694,7 @@
                 <w:color w:val="16A34A"/>
                 <w:sz w:val="16"/>
               </w:rPr>
-              <w:t>s01q23, s01q00b, s01q23_autre</w:t>
+              <w:t>—</w:t>
             </w:r>
           </w:p>
         </w:tc>
@@ -3725,547 +3725,7 @@
                 <w:i w:val="0"/>
                 <w:sz w:val="17"/>
               </w:rPr>
-              <w:t>La raison principale pour laquelle que AISSATA TOURE est venu vivre dans cette localité est NEE A MATAM et semble exister dans les modalités, prière de prendre attache avec le QG pour plus d'explication afin de la classer bien.</w:t>
-            </w:r>
-          </w:p>
-        </w:tc>
-      </w:tr>
-      <w:tr>
-        <w:tc>
-          <w:tcPr>
-            <w:tcW w:type="dxa" w:w="964"/>
-          </w:tcPr>
-          <w:p>
-            <w:r>
-              <w:rPr>
-                <w:b/>
-                <w:i w:val="0"/>
-                <w:color w:val="EA580C"/>
-                <w:sz w:val="16"/>
-              </w:rPr>
-              <w:t>Moyenne</w:t>
-            </w:r>
-          </w:p>
-        </w:tc>
-        <w:tc>
-          <w:tcPr>
-            <w:tcW w:type="dxa" w:w="1247"/>
-          </w:tcPr>
-          <w:p>
-            <w:r>
-              <w:rPr>
-                <w:b/>
-                <w:i w:val="0"/>
-                <w:sz w:val="16"/>
-              </w:rPr>
-              <w:t>S01</w:t>
-              <w:br/>
-            </w:r>
-            <w:r>
-              <w:rPr>
-                <w:b w:val="0"/>
-                <w:i w:val="0"/>
-                <w:color w:val="64748B"/>
-                <w:sz w:val="14"/>
-              </w:rPr>
-              <w:t>Démographie</w:t>
-            </w:r>
-          </w:p>
-        </w:tc>
-        <w:tc>
-          <w:tcPr>
-            <w:tcW w:type="dxa" w:w="1531"/>
-          </w:tcPr>
-          <w:p>
-            <w:r>
-              <w:rPr>
-                <w:b/>
-                <w:i w:val="0"/>
-                <w:color w:val="16A34A"/>
-                <w:sz w:val="16"/>
-              </w:rPr>
-              <w:t>—</w:t>
-            </w:r>
-          </w:p>
-        </w:tc>
-        <w:tc>
-          <w:tcPr>
-            <w:tcW w:type="dxa" w:w="1191"/>
-          </w:tcPr>
-          <w:p>
-            <w:r>
-              <w:rPr>
-                <w:b w:val="0"/>
-                <w:i w:val="0"/>
-                <w:color w:val="64748B"/>
-                <w:sz w:val="16"/>
-              </w:rPr>
-              <w:t>GT-CQ</w:t>
-            </w:r>
-          </w:p>
-        </w:tc>
-        <w:tc>
-          <w:tcPr>
-            <w:tcW w:type="dxa" w:w="4706"/>
-          </w:tcPr>
-          <w:p>
-            <w:r>
-              <w:rPr>
-                <w:b w:val="0"/>
-                <w:i w:val="0"/>
-                <w:sz w:val="17"/>
-              </w:rPr>
               <w:t>Prière de verifier l'information donnée par AISSATA TOURE ou corriger au niveau de la section 1.</w:t>
-            </w:r>
-          </w:p>
-        </w:tc>
-      </w:tr>
-      <w:tr>
-        <w:tc>
-          <w:tcPr>
-            <w:tcW w:type="dxa" w:w="964"/>
-          </w:tcPr>
-          <w:p>
-            <w:r>
-              <w:rPr>
-                <w:b/>
-                <w:i w:val="0"/>
-                <w:color w:val="EA580C"/>
-                <w:sz w:val="16"/>
-              </w:rPr>
-              <w:t>Moyenne</w:t>
-            </w:r>
-          </w:p>
-        </w:tc>
-        <w:tc>
-          <w:tcPr>
-            <w:tcW w:type="dxa" w:w="1247"/>
-          </w:tcPr>
-          <w:p>
-            <w:r>
-              <w:rPr>
-                <w:b/>
-                <w:i w:val="0"/>
-                <w:sz w:val="16"/>
-              </w:rPr>
-              <w:t>S02</w:t>
-              <w:br/>
-            </w:r>
-            <w:r>
-              <w:rPr>
-                <w:b w:val="0"/>
-                <w:i w:val="0"/>
-                <w:color w:val="64748B"/>
-                <w:sz w:val="14"/>
-              </w:rPr>
-              <w:t>Éducation</w:t>
-            </w:r>
-          </w:p>
-        </w:tc>
-        <w:tc>
-          <w:tcPr>
-            <w:tcW w:type="dxa" w:w="1531"/>
-          </w:tcPr>
-          <w:p>
-            <w:r>
-              <w:rPr>
-                <w:b/>
-                <w:i w:val="0"/>
-                <w:color w:val="16A34A"/>
-                <w:sz w:val="16"/>
-              </w:rPr>
-              <w:t>—</w:t>
-            </w:r>
-          </w:p>
-        </w:tc>
-        <w:tc>
-          <w:tcPr>
-            <w:tcW w:type="dxa" w:w="1191"/>
-          </w:tcPr>
-          <w:p>
-            <w:r>
-              <w:rPr>
-                <w:b w:val="0"/>
-                <w:i w:val="0"/>
-                <w:color w:val="64748B"/>
-                <w:sz w:val="16"/>
-              </w:rPr>
-              <w:t>GT-CQ</w:t>
-            </w:r>
-          </w:p>
-        </w:tc>
-        <w:tc>
-          <w:tcPr>
-            <w:tcW w:type="dxa" w:w="4706"/>
-          </w:tcPr>
-          <w:p>
-            <w:r>
-              <w:rPr>
-                <w:b w:val="0"/>
-                <w:i w:val="0"/>
-                <w:sz w:val="17"/>
-              </w:rPr>
-              <w:t>veuillez, s'il vous plait, confirmer les frais de scolarité ( 1000 FCFA) payée de AISSATA TOURE avec le QG ou apporter les corrections nécessaires.</w:t>
-            </w:r>
-          </w:p>
-        </w:tc>
-      </w:tr>
-      <w:tr>
-        <w:tc>
-          <w:tcPr>
-            <w:tcW w:type="dxa" w:w="964"/>
-          </w:tcPr>
-          <w:p>
-            <w:r>
-              <w:rPr>
-                <w:b/>
-                <w:i w:val="0"/>
-                <w:color w:val="EA580C"/>
-                <w:sz w:val="16"/>
-              </w:rPr>
-              <w:t>Moyenne</w:t>
-            </w:r>
-          </w:p>
-        </w:tc>
-        <w:tc>
-          <w:tcPr>
-            <w:tcW w:type="dxa" w:w="1247"/>
-          </w:tcPr>
-          <w:p>
-            <w:r>
-              <w:rPr>
-                <w:b/>
-                <w:i w:val="0"/>
-                <w:sz w:val="16"/>
-              </w:rPr>
-              <w:t>S02</w:t>
-              <w:br/>
-            </w:r>
-            <w:r>
-              <w:rPr>
-                <w:b w:val="0"/>
-                <w:i w:val="0"/>
-                <w:color w:val="64748B"/>
-                <w:sz w:val="14"/>
-              </w:rPr>
-              <w:t>Éducation</w:t>
-            </w:r>
-          </w:p>
-        </w:tc>
-        <w:tc>
-          <w:tcPr>
-            <w:tcW w:type="dxa" w:w="1531"/>
-          </w:tcPr>
-          <w:p>
-            <w:r>
-              <w:rPr>
-                <w:b/>
-                <w:i w:val="0"/>
-                <w:color w:val="16A34A"/>
-                <w:sz w:val="16"/>
-              </w:rPr>
-              <w:t>—</w:t>
-            </w:r>
-          </w:p>
-        </w:tc>
-        <w:tc>
-          <w:tcPr>
-            <w:tcW w:type="dxa" w:w="1191"/>
-          </w:tcPr>
-          <w:p>
-            <w:r>
-              <w:rPr>
-                <w:b w:val="0"/>
-                <w:i w:val="0"/>
-                <w:color w:val="64748B"/>
-                <w:sz w:val="16"/>
-              </w:rPr>
-              <w:t>GT-CQ</w:t>
-            </w:r>
-          </w:p>
-        </w:tc>
-        <w:tc>
-          <w:tcPr>
-            <w:tcW w:type="dxa" w:w="4706"/>
-          </w:tcPr>
-          <w:p>
-            <w:r>
-              <w:rPr>
-                <w:b w:val="0"/>
-                <w:i w:val="0"/>
-                <w:sz w:val="17"/>
-              </w:rPr>
-              <w:t>veuillez, s'il vous plait, confirmer les frais de scolarité ( 1000 FCFA) payée de DAOUDA TOURE avec le QG ou apporter les corrections nécessaires.</w:t>
-            </w:r>
-          </w:p>
-        </w:tc>
-      </w:tr>
-      <w:tr>
-        <w:tc>
-          <w:tcPr>
-            <w:tcW w:type="dxa" w:w="964"/>
-          </w:tcPr>
-          <w:p>
-            <w:r>
-              <w:rPr>
-                <w:b/>
-                <w:i w:val="0"/>
-                <w:color w:val="EA580C"/>
-                <w:sz w:val="16"/>
-              </w:rPr>
-              <w:t>Moyenne</w:t>
-            </w:r>
-          </w:p>
-        </w:tc>
-        <w:tc>
-          <w:tcPr>
-            <w:tcW w:type="dxa" w:w="1247"/>
-          </w:tcPr>
-          <w:p>
-            <w:r>
-              <w:rPr>
-                <w:b/>
-                <w:i w:val="0"/>
-                <w:sz w:val="16"/>
-              </w:rPr>
-              <w:t>S02</w:t>
-              <w:br/>
-            </w:r>
-            <w:r>
-              <w:rPr>
-                <w:b w:val="0"/>
-                <w:i w:val="0"/>
-                <w:color w:val="64748B"/>
-                <w:sz w:val="14"/>
-              </w:rPr>
-              <w:t>Éducation</w:t>
-            </w:r>
-          </w:p>
-        </w:tc>
-        <w:tc>
-          <w:tcPr>
-            <w:tcW w:type="dxa" w:w="1531"/>
-          </w:tcPr>
-          <w:p>
-            <w:r>
-              <w:rPr>
-                <w:b/>
-                <w:i w:val="0"/>
-                <w:color w:val="16A34A"/>
-                <w:sz w:val="16"/>
-              </w:rPr>
-              <w:t>—</w:t>
-            </w:r>
-          </w:p>
-        </w:tc>
-        <w:tc>
-          <w:tcPr>
-            <w:tcW w:type="dxa" w:w="1191"/>
-          </w:tcPr>
-          <w:p>
-            <w:r>
-              <w:rPr>
-                <w:b w:val="0"/>
-                <w:i w:val="0"/>
-                <w:color w:val="64748B"/>
-                <w:sz w:val="16"/>
-              </w:rPr>
-              <w:t>GT-CQ</w:t>
-            </w:r>
-          </w:p>
-        </w:tc>
-        <w:tc>
-          <w:tcPr>
-            <w:tcW w:type="dxa" w:w="4706"/>
-          </w:tcPr>
-          <w:p>
-            <w:r>
-              <w:rPr>
-                <w:b w:val="0"/>
-                <w:i w:val="0"/>
-                <w:sz w:val="17"/>
-              </w:rPr>
-              <w:t>veuillez, s'il vous plait, confirmer les frais de scolarité ( 1000 FCFA) payée de SILEY TOURE avec le QG ou apporter les corrections nécessaires.</w:t>
-            </w:r>
-          </w:p>
-        </w:tc>
-      </w:tr>
-      <w:tr>
-        <w:tc>
-          <w:tcPr>
-            <w:tcW w:type="dxa" w:w="964"/>
-          </w:tcPr>
-          <w:p>
-            <w:r>
-              <w:rPr>
-                <w:b/>
-                <w:i w:val="0"/>
-                <w:color w:val="EA580C"/>
-                <w:sz w:val="16"/>
-              </w:rPr>
-              <w:t>Moyenne</w:t>
-            </w:r>
-          </w:p>
-        </w:tc>
-        <w:tc>
-          <w:tcPr>
-            <w:tcW w:type="dxa" w:w="1247"/>
-          </w:tcPr>
-          <w:p>
-            <w:r>
-              <w:rPr>
-                <w:b/>
-                <w:i w:val="0"/>
-                <w:sz w:val="16"/>
-              </w:rPr>
-              <w:t>S02</w:t>
-              <w:br/>
-            </w:r>
-            <w:r>
-              <w:rPr>
-                <w:b w:val="0"/>
-                <w:i w:val="0"/>
-                <w:color w:val="64748B"/>
-                <w:sz w:val="14"/>
-              </w:rPr>
-              <w:t>Éducation</w:t>
-            </w:r>
-          </w:p>
-        </w:tc>
-        <w:tc>
-          <w:tcPr>
-            <w:tcW w:type="dxa" w:w="1531"/>
-          </w:tcPr>
-          <w:p>
-            <w:r>
-              <w:rPr>
-                <w:b/>
-                <w:i w:val="0"/>
-                <w:color w:val="16A34A"/>
-                <w:sz w:val="16"/>
-              </w:rPr>
-              <w:t>—</w:t>
-            </w:r>
-          </w:p>
-        </w:tc>
-        <w:tc>
-          <w:tcPr>
-            <w:tcW w:type="dxa" w:w="1191"/>
-          </w:tcPr>
-          <w:p>
-            <w:r>
-              <w:rPr>
-                <w:b w:val="0"/>
-                <w:i w:val="0"/>
-                <w:color w:val="64748B"/>
-                <w:sz w:val="16"/>
-              </w:rPr>
-              <w:t>GT-CQ</w:t>
-            </w:r>
-          </w:p>
-        </w:tc>
-        <w:tc>
-          <w:tcPr>
-            <w:tcW w:type="dxa" w:w="4706"/>
-          </w:tcPr>
-          <w:p>
-            <w:r>
-              <w:rPr>
-                <w:b w:val="0"/>
-                <w:i w:val="0"/>
-                <w:sz w:val="17"/>
-              </w:rPr>
-              <w:t>veuillez, s'il vous plait, confirmer les frais de scolarité ( 10000 FCFA) payée de RAMATA TOURE avec le QG ou apporter les corrections nécessaires.</w:t>
-            </w:r>
-          </w:p>
-        </w:tc>
-      </w:tr>
-      <w:tr>
-        <w:tc>
-          <w:tcPr>
-            <w:tcW w:type="dxa" w:w="964"/>
-          </w:tcPr>
-          <w:p>
-            <w:r>
-              <w:rPr>
-                <w:b/>
-                <w:i w:val="0"/>
-                <w:color w:val="EA580C"/>
-                <w:sz w:val="16"/>
-              </w:rPr>
-              <w:t>Moyenne</w:t>
-            </w:r>
-          </w:p>
-        </w:tc>
-        <w:tc>
-          <w:tcPr>
-            <w:tcW w:type="dxa" w:w="1247"/>
-          </w:tcPr>
-          <w:p>
-            <w:r>
-              <w:rPr>
-                <w:b/>
-                <w:i w:val="0"/>
-                <w:sz w:val="16"/>
-              </w:rPr>
-              <w:t>S02</w:t>
-              <w:br/>
-            </w:r>
-            <w:r>
-              <w:rPr>
-                <w:b w:val="0"/>
-                <w:i w:val="0"/>
-                <w:color w:val="64748B"/>
-                <w:sz w:val="14"/>
-              </w:rPr>
-              <w:t>Éducation</w:t>
-            </w:r>
-          </w:p>
-        </w:tc>
-        <w:tc>
-          <w:tcPr>
-            <w:tcW w:type="dxa" w:w="1531"/>
-          </w:tcPr>
-          <w:p>
-            <w:r>
-              <w:rPr>
-                <w:b/>
-                <w:i w:val="0"/>
-                <w:color w:val="16A34A"/>
-                <w:sz w:val="16"/>
-              </w:rPr>
-              <w:t>—</w:t>
-            </w:r>
-          </w:p>
-        </w:tc>
-        <w:tc>
-          <w:tcPr>
-            <w:tcW w:type="dxa" w:w="1191"/>
-          </w:tcPr>
-          <w:p>
-            <w:r>
-              <w:rPr>
-                <w:b w:val="0"/>
-                <w:i w:val="0"/>
-                <w:color w:val="64748B"/>
-                <w:sz w:val="16"/>
-              </w:rPr>
-              <w:t>GT-CQ</w:t>
-            </w:r>
-          </w:p>
-        </w:tc>
-        <w:tc>
-          <w:tcPr>
-            <w:tcW w:type="dxa" w:w="4706"/>
-          </w:tcPr>
-          <w:p>
-            <w:r>
-              <w:rPr>
-                <w:b w:val="0"/>
-                <w:i w:val="0"/>
-                <w:sz w:val="17"/>
-              </w:rPr>
-              <w:t>veuillez, s'il vous plait, confirmer les frais de scolarité ( 5000 FCFA) payée de ABOU TOURE avec le QG ou apporter les corrections nécessaires.</w:t>
             </w:r>
           </w:p>
         </w:tc>
